--- a/docs/aging_stem_cells_CSC_2026.docx
+++ b/docs/aging_stem_cells_CSC_2026.docx
@@ -2672,7 +2672,7 @@
           <w:sz w:val="20"/>
           <w:szCs w:val="20"/>
         </w:rPr>
-        <w:t xml:space="preserve">Farr JN, Aversa KM, Kim GE, et al. Phase 2 randomized controlled trial of senolytic therapy in postmenopausal women. JAMA Network Open. 2024.</w:t>
+        <w:t xml:space="preserve">Farr JN, Atkinson EJ, Achenbach SJ, et al. Effects of intermittent senolytic therapy on bone metabolism in postmenopausal women: a phase 2 randomized controlled trial. Nat Med. 2024;30:2605-2612.</w:t>
       </w:r>
     </w:p>
     <w:p>
